--- a/cf/jm/u/files/u077.docx
+++ b/cf/jm/u/files/u077.docx
@@ -20,7 +20,7 @@
     </w:p>
     <w:p>
       <w:r>
-        <w:t>請針對每個題目，把答案填在「回答：」後面（越具體越好）；填好後請放回您的部門資料夾即可，不需回信。</w:t>
+        <w:t>這份問卷是想更了解您的實際作業，好把您的 AI 助理做得更貼近需求。第一部分請把答案填在「回答：」後面（越具體越好）；第二部分只是先讓您了解，之後用的時候再一起調整，不用現在填。填好後放回您的部門資料夾即可，不需回信。</w:t>
       </w:r>
     </w:p>
     <w:p>
@@ -32,8 +32,16 @@
       </w:r>
     </w:p>
     <w:p>
+      <w:pPr>
+        <w:pStyle w:val="Heading2"/>
+      </w:pPr>
       <w:r>
-        <w:t>1. 公司外訓辦法的補助上限、應附單據、核准層級是什麼？請提供，作為勾稽基準。</w:t>
+        <w:t>一、請您提供或確認的事情</w:t>
+      </w:r>
+    </w:p>
+    <w:p>
+      <w:r>
+        <w:t>1. 你要做的是「外訓申請和請款」——把外訓資訊和費用單據整理成可送審的表單對嗎？（送簽、審核、撥款還是走公司系統、由人做）</w:t>
       </w:r>
     </w:p>
     <w:p>
@@ -43,7 +51,7 @@
     </w:p>
     <w:p>
       <w:r>
-        <w:t>2. 外訓申請單／請款表的公司制式格式與必填欄位是什麼？</w:t>
+        <w:t>2. 最關鍵：公司外訓辦法怎麼規定（補助上限多少、要附哪些單據、誰核准）？給它當比對基準</w:t>
       </w:r>
     </w:p>
     <w:p>
@@ -53,7 +61,7 @@
     </w:p>
     <w:p>
       <w:r>
-        <w:t>3. 常見費用項目與單據類型對照（報名費、交通、住宿、餐費…）各要附什麼單據？</w:t>
+        <w:t>3. 外訓申請單/請款表公司有制式格式嗎？給範本讓它照著填</w:t>
       </w:r>
     </w:p>
     <w:p>
@@ -63,7 +71,7 @@
     </w:p>
     <w:p>
       <w:r>
-        <w:t>4. 費用單據常見格式為何？多為 PDF／圖片還是文字？需要單據辨識嗎？</w:t>
+        <w:t>4. 常見的費用項目和該附的單據對照（報名費、交通、住宿…）給它一份</w:t>
       </w:r>
     </w:p>
     <w:p>
@@ -73,7 +81,7 @@
     </w:p>
     <w:p>
       <w:r>
-        <w:t>5. 確認金額照單據搬移、不重算原則；超上限、缺單據如何標示（待確認／待補）？</w:t>
+        <w:t>5. 費用單據通常怎麼給（PDF、圖片、Excel）？先給一份實際的看格式</w:t>
       </w:r>
     </w:p>
     <w:p>
@@ -83,12 +91,45 @@
     </w:p>
     <w:p>
       <w:r>
-        <w:t>6. 能否提供過往外訓請款範例，供表單草稿對齊？</w:t>
+        <w:t>6. 整理好誰確認？（AI 出表單草稿，你補齊單據、核金額，主管核准後才走系統撥款）</w:t>
       </w:r>
     </w:p>
     <w:p>
       <w:r>
         <w:t>回答：</w:t>
+      </w:r>
+    </w:p>
+    <w:p>
+      <w:pPr>
+        <w:pStyle w:val="Heading2"/>
+      </w:pPr>
+      <w:r>
+        <w:t>二、要用了之後、跟 AI 一起調整的事情（先了解即可，不用現在填）</w:t>
+      </w:r>
+    </w:p>
+    <w:p>
+      <w:r>
+        <w:t>• 第一次跑完，重點看它有沒有正確抓出「超過補助上限、缺哪張單據、欄位沒填」；漏抓就把外訓辦法補清楚給它</w:t>
+      </w:r>
+    </w:p>
+    <w:p>
+      <w:r>
+        <w:t>• 單據是 PDF/圖片時用看得懂圖的模型；金額讀錯就把正確的貼回去，並重申「金額照單據搬、不准重算」</w:t>
+      </w:r>
+    </w:p>
+    <w:p>
+      <w:r>
+        <w:t>• 補助上限或該附單據的規定改了，更新給它，勾稽就會照新規定</w:t>
+      </w:r>
+    </w:p>
+    <w:p>
+      <w:r>
+        <w:t>• 看到它想幫你「直接核准請款並撥款」，擋下——核准撥款一律主管和權責人做</w:t>
+      </w:r>
+    </w:p>
+    <w:p>
+      <w:r>
+        <w:t>• 表單版型想調（欄位增減），直接講就好，不用重寫</w:t>
       </w:r>
     </w:p>
     <w:p/>
@@ -101,8 +142,16 @@
       </w:r>
     </w:p>
     <w:p>
+      <w:pPr>
+        <w:pStyle w:val="Heading2"/>
+      </w:pPr>
       <w:r>
-        <w:t>1. 門號對照表（門號→使用人／部門／專案）與分攤規則能否提供，作為對照與分攤基準？</w:t>
+        <w:t>一、請您提供或確認的事情</w:t>
+      </w:r>
+    </w:p>
+    <w:p>
+      <w:r>
+        <w:t>1. 你要做的是「電話費彙整和請款」——把門號帳單整理起來、對到人、該分攤的分攤、抓出異常對嗎？</w:t>
       </w:r>
     </w:p>
     <w:p>
@@ -112,7 +161,7 @@
     </w:p>
     <w:p>
       <w:r>
-        <w:t>2. 電話費帳單常見格式為何？電信業者帳單是 PDF 還是 Excel？需要 PDF 辨識嗎？</w:t>
+        <w:t>2. 最關鍵：門號對照表（哪個門號是誰/哪個部門/哪個專案）和分攤規則給它當基準</w:t>
       </w:r>
     </w:p>
     <w:p>
@@ -122,7 +171,7 @@
     </w:p>
     <w:p>
       <w:r>
-        <w:t>3. 異常超額的判定門檻是多少（較均值高多少算異常）？</w:t>
+        <w:t>3. 電話費帳單通常怎麼給（電信業者的 PDF、Excel）？先給一份實際的看格式</w:t>
       </w:r>
     </w:p>
     <w:p>
@@ -132,7 +181,7 @@
     </w:p>
     <w:p>
       <w:r>
-        <w:t>4. 電話費彙整／請款表的版型與必填欄位是什麼？</w:t>
+        <w:t>4. 費用「異常偏高」多少算異常、要提醒？（例如比平均高出一定比例）給它門檻</w:t>
       </w:r>
     </w:p>
     <w:p>
@@ -142,7 +191,7 @@
     </w:p>
     <w:p>
       <w:r>
-        <w:t>5. 確認金額照帳單搬移、不重算原則；未對應門號、超額如何標示（待確認）？</w:t>
+        <w:t>5. 分攤規則是怎麼算的？講清楚讓它照規則分</w:t>
       </w:r>
     </w:p>
     <w:p>
@@ -152,12 +201,45 @@
     </w:p>
     <w:p>
       <w:r>
-        <w:t>6. 分攤規則是按部門、專案還是使用人？跨月／跨專案如何處理？</w:t>
+        <w:t>6. 整理好誰確認？（AI 出彙整/請款草稿，你核對門號歸屬和金額，主管核准後才走系統請款）</w:t>
       </w:r>
     </w:p>
     <w:p>
       <w:r>
         <w:t>回答：</w:t>
+      </w:r>
+    </w:p>
+    <w:p>
+      <w:pPr>
+        <w:pStyle w:val="Heading2"/>
+      </w:pPr>
+      <w:r>
+        <w:t>二、要用了之後、跟 AI 一起調整的事情（先了解即可，不用現在填）</w:t>
+      </w:r>
+    </w:p>
+    <w:p>
+      <w:r>
+        <w:t>• 第一次跑完，重點看它有沒有把門號正確對到人、分攤有沒有照規則；對錯就把對照表補齊給它</w:t>
+      </w:r>
+    </w:p>
+    <w:p>
+      <w:r>
+        <w:t>• 帳單是 PDF 時用看得懂圖的模型；金額讀錯就把正確的貼回去，並重申「金額照帳單搬、不准重算」</w:t>
+      </w:r>
+    </w:p>
+    <w:p>
+      <w:r>
+        <w:t>• 遇到某門號對不到人，確認它有標「未對應待確認」而不是硬塞；沒標好就提醒它</w:t>
+      </w:r>
+    </w:p>
+    <w:p>
+      <w:r>
+        <w:t>• 異常門檻覺得不合適，直接改一句「高於平均 X% 才提醒」</w:t>
+      </w:r>
+    </w:p>
+    <w:p>
+      <w:r>
+        <w:t>• 看到它想「直接送出電話費請款」，擋下——送簽請款一律由權責人做</w:t>
       </w:r>
     </w:p>
     <w:p/>
